--- a/01_research/03_Research_Tasks.docx
+++ b/01_research/03_Research_Tasks.docx
@@ -91,12 +91,19 @@
       </w:r>
     </w:p>
     <w:p>
-      <w:r>
-        <w:rPr>
-          <w:b/>
-          <w:bCs/>
-        </w:rPr>
-        <w:t>Исследование проблем управления бизнес-процессами технического обслуживания и ремонта авиационной техники и разработка подсистемы интеллектуальной поддержки управления данными процессами на основе анализа их фактического выполнения.</w:t>
+      <w:pPr>
+        <w:pStyle w:val="FirstParagraph"/>
+        <w:rPr>
+          <w:lang w:val="ru-RU"/>
+        </w:rPr>
+      </w:pPr>
+      <w:r>
+        <w:rPr>
+          <w:b/>
+          <w:bCs/>
+          <w:lang w:val="ru-RU"/>
+        </w:rPr>
+        <w:t>Исследовать проблемы наблюдаемости и управления бизнес-процессами ТОиР, определить требования к их аналитической поддержке и разработать дополнительную подсистему интеллектуального управления на основе анализа фактического выполнения процессов с последующей экспериментальной оценкой её применимости.</w:t>
       </w:r>
     </w:p>
     <w:p>
@@ -1100,15 +1107,7 @@
         <w:t>Критерий готовности:</w:t>
       </w:r>
       <w:r>
-        <w:t xml:space="preserve"> концепция непосредственно следует из доказанных проблем, GAP и требований и не требует </w:t>
-      </w:r>
-      <w:proofErr w:type="gramStart"/>
-      <w:r>
-        <w:t>замены</w:t>
-      </w:r>
-      <w:proofErr w:type="gramEnd"/>
-      <w:r>
-        <w:t xml:space="preserve"> существующей MRO/ERP-системы.</w:t>
+        <w:t xml:space="preserve"> концепция непосредственно следует из доказанных проблем, GAP и требований и не требует замены существующей MRO/ERP-системы.</w:t>
       </w:r>
     </w:p>
     <w:p>
@@ -5526,6 +5525,7 @@
   <w:style w:type="character" w:default="1" w:styleId="a0">
     <w:name w:val="Default Paragraph Font"/>
     <w:uiPriority w:val="1"/>
+    <w:semiHidden/>
     <w:unhideWhenUsed/>
   </w:style>
   <w:style w:type="table" w:default="1" w:styleId="a1">
@@ -5839,6 +5839,42 @@
       <w:spacing w:val="5"/>
     </w:rPr>
   </w:style>
+  <w:style w:type="paragraph" w:customStyle="1" w:styleId="FirstParagraph">
+    <w:name w:val="First Paragraph"/>
+    <w:basedOn w:val="ac"/>
+    <w:next w:val="ac"/>
+    <w:qFormat/>
+    <w:rsid w:val="00A2788F"/>
+    <w:pPr>
+      <w:spacing w:before="180" w:after="180" w:line="240" w:lineRule="auto"/>
+    </w:pPr>
+    <w:rPr>
+      <w:rFonts w:eastAsiaTheme="minorEastAsia"/>
+      <w:kern w:val="0"/>
+      <w:lang w:val="en-US" w:eastAsia="zh-CN"/>
+      <w14:ligatures w14:val="none"/>
+    </w:rPr>
+  </w:style>
+  <w:style w:type="paragraph" w:styleId="ac">
+    <w:name w:val="Body Text"/>
+    <w:basedOn w:val="a"/>
+    <w:link w:val="ad"/>
+    <w:uiPriority w:val="99"/>
+    <w:semiHidden/>
+    <w:unhideWhenUsed/>
+    <w:rsid w:val="00A2788F"/>
+    <w:pPr>
+      <w:spacing w:after="120"/>
+    </w:pPr>
+  </w:style>
+  <w:style w:type="character" w:customStyle="1" w:styleId="ad">
+    <w:name w:val="Основной текст Знак"/>
+    <w:basedOn w:val="a0"/>
+    <w:link w:val="ac"/>
+    <w:uiPriority w:val="99"/>
+    <w:semiHidden/>
+    <w:rsid w:val="00A2788F"/>
+  </w:style>
 </w:styles>
 </file>
 
